--- a/졸업논문_초안v3.docx
+++ b/졸업논문_초안v3.docx
@@ -54,7 +54,7 @@
           <w:i w:val="0"/>
           <w:sz w:val="21"/>
         </w:rPr>
-        <w:t>기계공학과 2125256 전혜성</w:t>
+        <w:t>기계공학과 전혜성</w:t>
       </w:r>
     </w:p>
     <w:p>
